--- a/document_templates/russian_library/Претензии/Связь_IT_коммуникации/шаблон_Претензия_оператору_сотовой_связи_общая_.docx
+++ b/document_templates/russian_library/Претензии/Связь_IT_коммуникации/шаблон_Претензия_оператору_сотовой_связи_общая_.docx
@@ -84,7 +84,7 @@
           <w:rStyle w:val="citation-2686"/>
           <w:lang w:val="en-US"/>
         </w:rPr>
-        <w:t xml:space="preserve">: {{ w_t_w_r_w_prooferr_w_type_spellstart_w_r_w_rsidrpr_003343ce_w_rpr_w_rstyle_w_val_citation_2686_w_lang_w_val_en_us_w_rpr_w_t_sender_address_passport_w_t_w_r_w_prooferr_w_type_spellend_w_r_w_rsidrpr_003343ce_w_rpr_w_rstyle_w_val_citation_2686_w_lang_w_val_en_us_w_rpr_w_t_xml_space_preserve }}</w:t>
+        <w:t xml:space="preserve">: {{ sender_address_passport }}</w:t>
       </w:r>
     </w:p>
     <w:p>
@@ -97,13 +97,12 @@
           <w:lang w:val="en-US"/>
         </w:rPr>
       </w:pPr>
-      <w:proofErr w:type="gramStart"/>
       <w:r>
         <w:rPr>
           <w:rStyle w:val="citation-2685"/>
           <w:lang w:val="en-US"/>
         </w:rPr>
-        <w:t xml:space="preserve">{{ w_t_w_r_w_prooferr_w_type_spellstart_w_r_w_rsidrpr_003343ce_w_rpr_w_rstyle_w_val_citation_2685_w_lang_w_val_en_us_w_rpr_w_t_document_w_t_w_r_w_prooferr_w_type_gramend_w_r_w_rsidrpr_003343ce_w_rpr_w_rstyle_w_val_citation_2685_w_lang_w_val_en_us_w_rpr_w_t_date_w_t_w_r_w_prooferr_w_type_spellend_w_r_w_rsidrpr_003343ce_w_rpr_w_rstyle_w_val_citation_2685_w_lang_w_val_en_us_w_rpr_w_t_xml_space_preserve }}</w:t>
+        <w:t xml:space="preserve">{{ document_date }}</w:t>
       </w:r>
     </w:p>
     <w:p>
@@ -126,7 +125,7 @@
           <w:rStyle w:val="citation-2684"/>
           <w:lang w:val="en-US"/>
         </w:rPr>
-        <w:t xml:space="preserve">: {{ w_t_w_r_w_prooferr_w_type_spellstart_w_r_w_rsidrpr_003343ce_w_rpr_w_rstyle_w_val_citation_2684_w_lang_w_val_en_us_w_rpr_w_t_sender_phone_w_t_w_r_w_prooferr_w_type_spellend_w_r_w_rsidrpr_003343ce_w_rpr_w_rstyle_w_val_citation_2684_w_lang_w_val_en_us_w_rpr_w_t_xml_space_preserve }} </w:t>
+        <w:t xml:space="preserve">: {{ sender_phone }} </w:t>
       </w:r>
     </w:p>
     <w:p>
@@ -314,7 +313,7 @@
           <w:sz w:val="24"/>
           <w:szCs w:val="24"/>
         </w:rPr>
-        <w:t xml:space="preserve">{{ w_t_w_r_w_r_w_rpr_w_rfonts_w_ascii_times_new_roman_w_hansi_times_new_roman_w_cs_times_new_roman_w_sz_w_val_24_w_szcs_w_val_24_w_lang_w_val_en_us_w_rpr_w_t_sender_w_t_w_r_w_r_w_rsidrpr_003343ce_w_rpr_w_rfonts_w_ascii_times_new_roman_w_hansi_times_new_roman_w_cs_times_new_roman_w_sz_w_val_24_w_szcs_w_val_24_w_rpr_w_t_w_t_w_r_w_r_w_rpr_w_rfonts_w_ascii_times_new_roman_w_hansi_times_new_roman_w_cs_times_new_roman_w_sz_w_val_24_w_szcs_w_val_24_w_lang_w_val_en_us_w_rpr_w_t_full_w_t_w_r_w_r_w_rsidrpr_003343ce_w_rpr_w_rfonts_w_ascii_times_new_roman_w_hansi_times_new_roman_w_cs_times_new_roman_w_sz_w_val_24_w_szcs_w_val_24_w_rpr_w_t_w_t_w_r_w_r_w_rpr_w_rfonts_w_ascii_times_new_roman_w_hansi_times_new_roman_w_cs_times_new_roman_w_sz_w_val_24_w_szcs_w_val_24_w_lang_w_val_en_us_w_rpr_w_t_name_w_t_w_r_w_r_w_rsidrpr_003343ce_w_rpr_w_rfonts_w_ascii_times_new_roman_w_hansi_times_new_roman_w_cs_times_new_roman_w_sz_w_val_24_w_szcs_w_val_24_w_rpr_w_t_xml_space_preserve }}</w:t>
+        <w:t xml:space="preserve">{{ sender_full_name }}</w:t>
       </w:r>
       <w:r>
         <w:rPr>
@@ -332,7 +331,7 @@
           <w:sz w:val="24"/>
           <w:szCs w:val="24"/>
         </w:rPr>
-        <w:t xml:space="preserve">{{ w_t_w_r_w_r_w_rpr_w_rfonts_w_ascii_times_new_roman_w_hansi_times_new_roman_w_cs_times_new_roman_w_i_w_ics_w_sz_w_val_24_w_szcs_w_val_24_w_lang_w_val_en_us_w_rpr_w_t_signature_w_t_w_r_w_r_w_rsidrpr_003343ce_w_rpr_w_rfonts_w_ascii_times_new_roman_w_hansi_times_new_roman_w_cs_times_new_roman_w_i_w_ics_w_sz_w_val_24_w_szcs_w_val_24_w_rpr_w_t_xml_space_preserve }}</w:t>
+        <w:t xml:space="preserve">{{ signature }}</w:t>
       </w:r>
       <w:r>
         <w:rPr>
